--- a/downloads/teacher/05 Materials/Unit 03/Slides/Slides 03.14 - Types of Families and How Families Change.docx
+++ b/downloads/teacher/05 Materials/Unit 03/Slides/Slides 03.14 - Types of Families and How Families Change.docx
@@ -82,15 +82,6 @@
       </w:r>
       <w:r>
         <w:t xml:space="preserve">Notes: Hand vote on how many kinds each student listed: 1 to 2, 3 to 4, 5 or more. Collect the kinds on the board without judging any of them.</w:t>
-      </w:r>
-      <w:r>
-        <w:t xml:space="preserve"> </w:t>
-      </w:r>
-      <w:r>
-        <w:rPr>
-          <w:rStyle w:val="TeacherNote"/>
-        </w:rPr>
-        <w:t xml:space="preserve">[Sal: if the last three pairs from Lesson 3.13 still owe a performance, run them before this do now, five minutes.]</w:t>
       </w:r>
     </w:p>
     <w:p>
